--- a/VCO_CI_KM_Analysis_html/VCO_CI_KM_Analysis.docx
+++ b/VCO_CI_KM_Analysis_html/VCO_CI_KM_Analysis.docx
@@ -2395,7 +2395,7 @@
         <w:pStyle w:val="BodyText"/>
       </w:pPr>
       <w:r>
-        <w:t>The second model centralizes optimization in an enterprise supply and optimization group. Valero’s commercial leadership ladder runs through “Director-Supply &amp; Optimization” and “Vice President-Refinery Planning &amp; Economics” to “Senior Vice President-Crude, Feedstock Supply &amp; Trading,” with the Chief Commercial Officer directing crude supply, trading, and hedging for all refineries.[84] ExxonMobil consolidated end-to-end planning, logistics, materials management, and its “DNA” analytics under a single supply-chain president on the management committee.[85] Job postings for dedicated Value Chain Optimization director roles at large U.S. independent refiners describe running XPIMS model runs to align operating plans and optimization decisions across organizational boundaries, and Chevron’s Supply &amp; Trading organization is “tightly integrated with internal Value Chain Optimization (VCO) organizations” across the wellhead-to-customer chain.[86, 87]</w:t>
+        <w:t>The second model centralizes optimization in an enterprise supply and optimization group. Valero’s commercial leadership ladder runs through “Director-Supply &amp; Optimization” and “Vice President-Refinery Planning &amp; Economics” to “Senior Vice President-Crude, Feedstock Supply &amp; Trading,” with the Chief Commercial Officer directing crude supply, trading, and hedging for all refineries.[84] ExxonMobil consolidated end-to-end planning, logistics, materials management, and its “DNA” analytics under a single supply-chain president on the management committee.[85] Job postings for dedicated Value Chain Optimization director roles at large U.S. independent refiners describe running LP (PIMS-class) model runs to align operating plans and optimization decisions across organizational boundaries, and Chevron’s Supply &amp; Trading organization is “tightly integrated with internal Value Chain Optimization (VCO) organizations” across the wellhead-to-customer chain.[86, 87]</w:t>
       </w:r>
       <w:r/>
       <w:r/>
